--- a/briefs/south-carolina/responsive-elected-leaders/citizen-v2/proposal-spotlights.docx
+++ b/briefs/south-carolina/responsive-elected-leaders/citizen-v2/proposal-spotlights.docx
@@ -54,7 +54,7 @@
           <w:color w:val="444444"/>
           <w:sz w:val="20"/>
         </w:rPr>
-        <w:t>A focused, bill-by-bill look at how far each Phase 2 accountability proposal has traveled in the General Assembly, 2019–2026. Each proposal is sorted into the same viability groups the brief uses — already law, proven support, stopped early, never filed — so the brief shows the overall terrain and these spotlights show one proposal at a time. Proposals are Forum process input from the Phase 2 Community Conversations, labeled [P-…].</w:t>
+        <w:t>A focused, bill-by-bill look at how far each proposal in the final Community Conversations grid has traveled in the General Assembly, 2019–2026, with the record facts that speak to the concerns participants raised. Each proposal is sorted into viability groups — already law, got support, stopped early, never filed. Proposal frequency, consensus, and concerns are Forum process input from the Community Conversations, labeled [P-…]; the legislative facts come from the official record.</w:t>
       </w:r>
     </w:p>
     <w:p>
@@ -70,7 +70,7 @@
           <w:sz w:val="25"/>
           <w:spacing w:val="20"/>
         </w:rPr>
-        <w:t>TERM LIMITS / ROTATION RULES [P-TERM-LIMITS]</w:t>
+        <w:t>INDEPENDENT / NONPARTISAN REDISTRICTING COMMISSION (ANTI-GERRYMANDERING) [P-INDEPENDENT-REDISTRICTING]</w:t>
       </w:r>
     </w:p>
     <w:p>
@@ -86,7 +86,7 @@
           <w:color w:val="666666"/>
           <w:sz w:val="20"/>
         </w:rPr>
-        <w:t>Thirty state-level measures in four sessions; none ever received a hearing or a vote. The one adopted measure targets Congress, not the State House.</w:t>
+        <w:t>Reported: appeared in three of four in-person events; very strong support where discussed. Concerns raised: how independent the commission would be; keeping redistricting on the ten-year cycle would help.</w:t>
       </w:r>
     </w:p>
     <w:p>
@@ -101,7 +101,7 @@
           <w:color w:val="2E4A78"/>
           <w:sz w:val="24"/>
         </w:rPr>
-        <w:t>Adopted (federal target, not state offices)</w:t>
+        <w:t>Stopped early (died in first committee, no hearing, no recorded vote) — all 21 bills</w:t>
       </w:r>
     </w:p>
     <w:p>
@@ -126,7 +126,7 @@
           <w:color w:val="1A2D4F"/>
           <w:sz w:val="20"/>
         </w:rPr>
-        <w:t>H3008 (2025):</w:t>
+        <w:t>Constitutional independent commission, maps approved by referendum:</w:t>
       </w:r>
       <w:r>
         <w:rPr>
@@ -135,913 +135,7 @@
           <w:color w:val="444444"/>
           <w:sz w:val="20"/>
         </w:rPr>
-        <w:t xml:space="preserve"> Article V application for a national convention limited to a congressional term limits amendment; adopted by both chambers May 2025, Senate 29–14.</w:t>
-      </w:r>
-    </w:p>
-    <w:p>
-      <w:pPr>
-        <w:widowControl/>
-        <w:spacing w:before="70" w:after="30" w:lineRule="auto" w:line="250"/>
-      </w:pPr>
-      <w:r>
-        <w:rPr>
-          <w:rFonts w:ascii="Arial" w:hAnsi="Arial" w:cs="Arial" w:eastAsia="Arial"/>
-          <w:b/>
-          <w:color w:val="2E4A78"/>
-          <w:sz w:val="24"/>
-        </w:rPr>
-        <w:t>Got support but didn't finish (federal target)</w:t>
-      </w:r>
-    </w:p>
-    <w:p>
-      <w:pPr>
-        <w:widowControl/>
-        <w:spacing w:before="0" w:after="80" w:lineRule="auto" w:line="276"/>
-        <w:ind w:left="200"/>
-      </w:pPr>
-      <w:r>
-        <w:rPr>
-          <w:rFonts w:ascii="Arial" w:hAnsi="Arial" w:cs="Arial" w:eastAsia="Arial"/>
-          <w:b w:val="0"/>
-          <w:color w:val="C0392B"/>
-          <w:sz w:val="20"/>
-        </w:rPr>
-        <w:t xml:space="preserve">▪  </w:t>
-      </w:r>
-      <w:r>
-        <w:rPr>
-          <w:rFonts w:ascii="Arial" w:hAnsi="Arial" w:cs="Arial" w:eastAsia="Arial"/>
-          <w:b/>
-          <w:color w:val="1A2D4F"/>
-          <w:sz w:val="20"/>
-        </w:rPr>
-        <w:t>S133 (2022):</w:t>
-      </w:r>
-      <w:r>
-        <w:rPr>
-          <w:rFonts w:ascii="Arial" w:hAnsi="Arial" w:cs="Arial" w:eastAsia="Arial"/>
-          <w:b w:val="0"/>
-          <w:color w:val="444444"/>
-          <w:sz w:val="20"/>
-        </w:rPr>
-        <w:t xml:space="preserve"> the broad Convention of the States application (fiscal restraints, federal power, and congressional term limits); passed the Senate 24–16 and the House 67–41 in different forms; the Senate adopted the conference report 24–14 and the House never took it up.</w:t>
-      </w:r>
-    </w:p>
-    <w:p>
-      <w:pPr>
-        <w:widowControl/>
-        <w:spacing w:before="0" w:after="80" w:lineRule="auto" w:line="276"/>
-        <w:ind w:left="200"/>
-      </w:pPr>
-      <w:r>
-        <w:rPr>
-          <w:rFonts w:ascii="Arial" w:hAnsi="Arial" w:cs="Arial" w:eastAsia="Arial"/>
-          <w:b w:val="0"/>
-          <w:color w:val="C0392B"/>
-          <w:sz w:val="20"/>
-        </w:rPr>
-        <w:t xml:space="preserve">▪  </w:t>
-      </w:r>
-      <w:r>
-        <w:rPr>
-          <w:rFonts w:ascii="Arial" w:hAnsi="Arial" w:cs="Arial" w:eastAsia="Arial"/>
-          <w:b/>
-          <w:color w:val="1A2D4F"/>
-          <w:sz w:val="20"/>
-        </w:rPr>
-        <w:t>H3676 (2024):</w:t>
-      </w:r>
-      <w:r>
-        <w:rPr>
-          <w:rFonts w:ascii="Arial" w:hAnsi="Arial" w:cs="Arial" w:eastAsia="Arial"/>
-          <w:b w:val="0"/>
-          <w:color w:val="444444"/>
-          <w:sz w:val="20"/>
-        </w:rPr>
-        <w:t xml:space="preserve"> the same application; passed the House 68–30, received a favorable Senate committee report, and died on the Senate calendar.</w:t>
-      </w:r>
-    </w:p>
-    <w:p>
-      <w:pPr>
-        <w:widowControl/>
-        <w:spacing w:before="70" w:after="30" w:lineRule="auto" w:line="250"/>
-      </w:pPr>
-      <w:r>
-        <w:rPr>
-          <w:rFonts w:ascii="Arial" w:hAnsi="Arial" w:cs="Arial" w:eastAsia="Arial"/>
-          <w:b/>
-          <w:color w:val="2E4A78"/>
-          <w:sz w:val="24"/>
-        </w:rPr>
-        <w:t>Stopped early (died in first committee, no recorded vote)</w:t>
-      </w:r>
-    </w:p>
-    <w:p>
-      <w:pPr>
-        <w:widowControl/>
-        <w:spacing w:before="0" w:after="80" w:lineRule="auto" w:line="276"/>
-        <w:ind w:left="200"/>
-      </w:pPr>
-      <w:r>
-        <w:rPr>
-          <w:rFonts w:ascii="Arial" w:hAnsi="Arial" w:cs="Arial" w:eastAsia="Arial"/>
-          <w:b w:val="0"/>
-          <w:color w:val="C0392B"/>
-          <w:sz w:val="20"/>
-        </w:rPr>
-        <w:t xml:space="preserve">▪  </w:t>
-      </w:r>
-      <w:r>
-        <w:rPr>
-          <w:rFonts w:ascii="Arial" w:hAnsi="Arial" w:cs="Arial" w:eastAsia="Arial"/>
-          <w:b/>
-          <w:color w:val="1A2D4F"/>
-          <w:sz w:val="20"/>
-        </w:rPr>
-        <w:t>Direct constitutional caps:</w:t>
-      </w:r>
-      <w:r>
-        <w:rPr>
-          <w:rFonts w:ascii="Arial" w:hAnsi="Arial" w:cs="Arial" w:eastAsia="Arial"/>
-          <w:b w:val="0"/>
-          <w:color w:val="444444"/>
-          <w:sz w:val="20"/>
-        </w:rPr>
-        <w:t xml:space="preserve"> S302 (2021) and S172 (2023) and S590 (2025) — three Senate / six House terms; H3574 (2023) — four consecutive House / two consecutive Senate terms; H5360 (2026) — two Senate / four House terms; H3257 (2021) and H3444 (2023) — five consecutive House terms from 2024; H3746 (2021) — three consecutive Senate / six consecutive House from 2024.</w:t>
-      </w:r>
-    </w:p>
-    <w:p>
-      <w:pPr>
-        <w:widowControl/>
-        <w:spacing w:before="0" w:after="80" w:lineRule="auto" w:line="276"/>
-        <w:ind w:left="200"/>
-      </w:pPr>
-      <w:r>
-        <w:rPr>
-          <w:rFonts w:ascii="Arial" w:hAnsi="Arial" w:cs="Arial" w:eastAsia="Arial"/>
-          <w:b w:val="0"/>
-          <w:color w:val="C0392B"/>
-          <w:sz w:val="20"/>
-        </w:rPr>
-        <w:t xml:space="preserve">▪  </w:t>
-      </w:r>
-      <w:r>
-        <w:rPr>
-          <w:rFonts w:ascii="Arial" w:hAnsi="Arial" w:cs="Arial" w:eastAsia="Arial"/>
-          <w:b/>
-          <w:color w:val="1A2D4F"/>
-          <w:sz w:val="20"/>
-        </w:rPr>
-        <w:t>"Authorize by law" amendments (the General Assembly could set limits later by statute):</w:t>
-      </w:r>
-      <w:r>
-        <w:rPr>
-          <w:rFonts w:ascii="Arial" w:hAnsi="Arial" w:cs="Arial" w:eastAsia="Arial"/>
-          <w:b w:val="0"/>
-          <w:color w:val="444444"/>
-          <w:sz w:val="20"/>
-        </w:rPr>
-        <w:t xml:space="preserve"> H3023, S268, S944 (2019); H3260, S339, S384 (2021); H3250, S214 (2023); H3744 (2025) — filed every session, the House versions by Rep. B. Cox / B.J. Cox.</w:t>
-      </w:r>
-    </w:p>
-    <w:p>
-      <w:pPr>
-        <w:widowControl/>
-        <w:spacing w:before="0" w:after="80" w:lineRule="auto" w:line="276"/>
-        <w:ind w:left="200"/>
-      </w:pPr>
-      <w:r>
-        <w:rPr>
-          <w:rFonts w:ascii="Arial" w:hAnsi="Arial" w:cs="Arial" w:eastAsia="Arial"/>
-          <w:b w:val="0"/>
-          <w:color w:val="C0392B"/>
-          <w:sz w:val="20"/>
-        </w:rPr>
-        <w:t xml:space="preserve">▪  </w:t>
-      </w:r>
-      <w:r>
-        <w:rPr>
-          <w:rFonts w:ascii="Arial" w:hAnsi="Arial" w:cs="Arial" w:eastAsia="Arial"/>
-          <w:b/>
-          <w:color w:val="1A2D4F"/>
-          <w:sz w:val="20"/>
-        </w:rPr>
-        <w:t>Straight statutes (no constitutional amendment):</w:t>
-      </w:r>
-      <w:r>
-        <w:rPr>
-          <w:rFonts w:ascii="Arial" w:hAnsi="Arial" w:cs="Arial" w:eastAsia="Arial"/>
-          <w:b w:val="0"/>
-          <w:color w:val="444444"/>
-          <w:sz w:val="20"/>
-        </w:rPr>
-        <w:t xml:space="preserve"> H3024, S269, S945 (2019); H3259, S338 (2021); H3249, S213 (2023); H3745 (2025); H4462 (2025, a twelve-year total cap paired with an in-district pay raise).</w:t>
-      </w:r>
-    </w:p>
-    <w:p>
-      <w:pPr>
-        <w:widowControl/>
-        <w:spacing w:before="0" w:after="80" w:lineRule="auto" w:line="276"/>
-        <w:ind w:left="200"/>
-      </w:pPr>
-      <w:r>
-        <w:rPr>
-          <w:rFonts w:ascii="Arial" w:hAnsi="Arial" w:cs="Arial" w:eastAsia="Arial"/>
-          <w:b w:val="0"/>
-          <w:color w:val="C0392B"/>
-          <w:sz w:val="20"/>
-        </w:rPr>
-        <w:t xml:space="preserve">▪  </w:t>
-      </w:r>
-      <w:r>
-        <w:rPr>
-          <w:rFonts w:ascii="Arial" w:hAnsi="Arial" w:cs="Arial" w:eastAsia="Arial"/>
-          <w:b/>
-          <w:color w:val="1A2D4F"/>
-          <w:sz w:val="20"/>
-        </w:rPr>
-        <w:t>Earlier federal applications:</w:t>
-      </w:r>
-      <w:r>
-        <w:rPr>
-          <w:rFonts w:ascii="Arial" w:hAnsi="Arial" w:cs="Arial" w:eastAsia="Arial"/>
-          <w:b w:val="0"/>
-          <w:color w:val="444444"/>
-          <w:sz w:val="20"/>
-        </w:rPr>
-        <w:t xml:space="preserve"> H3166, S663 (2019); H3663 (2021) — congressional term limits applications that died in Judiciary before H3008 succeeded.</w:t>
-      </w:r>
-    </w:p>
-    <w:p>
-      <w:pPr>
-        <w:widowControl/>
-        <w:spacing w:before="0" w:after="80" w:lineRule="auto" w:line="276"/>
-        <w:ind w:left="200"/>
-      </w:pPr>
-      <w:r>
-        <w:rPr>
-          <w:rFonts w:ascii="Arial" w:hAnsi="Arial" w:cs="Arial" w:eastAsia="Arial"/>
-          <w:b w:val="0"/>
-          <w:color w:val="C0392B"/>
-          <w:sz w:val="20"/>
-        </w:rPr>
-        <w:t xml:space="preserve">▪  </w:t>
-      </w:r>
-      <w:r>
-        <w:rPr>
-          <w:rFonts w:ascii="Arial" w:hAnsi="Arial" w:cs="Arial" w:eastAsia="Arial"/>
-          <w:b/>
-          <w:color w:val="1A2D4F"/>
-          <w:sz w:val="20"/>
-        </w:rPr>
-        <w:t>Rotation rules:</w:t>
-      </w:r>
-      <w:r>
-        <w:rPr>
-          <w:rFonts w:ascii="Arial" w:hAnsi="Arial" w:cs="Arial" w:eastAsia="Arial"/>
-          <w:b w:val="0"/>
-          <w:color w:val="444444"/>
-          <w:sz w:val="20"/>
-        </w:rPr>
-        <w:t xml:space="preserve"> H4692 (2024) — a House rule capping committee chairmen at two consecutive terms; died in the House Rules Committee. H3102 (2025) — a resolution urging term limits for U.S. Supreme Court justices; died in committee.</w:t>
-      </w:r>
-    </w:p>
-    <w:p>
-      <w:pPr>
-        <w:widowControl/>
-        <w:spacing w:before="84" w:after="36" w:lineRule="auto" w:line="254"/>
-      </w:pPr>
-      <w:r>
-        <w:rPr>
-          <w:rFonts w:ascii="Arial" w:hAnsi="Arial" w:cs="Arial" w:eastAsia="Arial"/>
-          <w:b/>
-          <w:color w:val="C0392B"/>
-          <w:sz w:val="25"/>
-          <w:spacing w:val="20"/>
-        </w:rPr>
-        <w:t>LIMITS ON MONEY IN POLITICS [P-CAMPAIGN-FINANCE-REFORM]</w:t>
-      </w:r>
-    </w:p>
-    <w:p>
-      <w:pPr>
-        <w:widowControl/>
-        <w:spacing w:before="0" w:after="60" w:lineRule="auto" w:line="276"/>
-      </w:pPr>
-      <w:r>
-        <w:rPr>
-          <w:rFonts w:ascii="Arial" w:hAnsi="Arial" w:cs="Arial" w:eastAsia="Arial"/>
-          <w:b w:val="0"/>
-          <w:i/>
-          <w:color w:val="666666"/>
-          <w:sz w:val="20"/>
-        </w:rPr>
-        <w:t>One floor vote in eight years. The disclosure bills — including leadership-sponsored ones — died unheard; the contribution-limit bills filed would raise limits, not lower them.</w:t>
-      </w:r>
-    </w:p>
-    <w:p>
-      <w:pPr>
-        <w:widowControl/>
-        <w:spacing w:before="70" w:after="30" w:lineRule="auto" w:line="250"/>
-      </w:pPr>
-      <w:r>
-        <w:rPr>
-          <w:rFonts w:ascii="Arial" w:hAnsi="Arial" w:cs="Arial" w:eastAsia="Arial"/>
-          <w:b/>
-          <w:color w:val="2E4A78"/>
-          <w:sz w:val="24"/>
-        </w:rPr>
-        <w:t>Got support but didn't finish</w:t>
-      </w:r>
-    </w:p>
-    <w:p>
-      <w:pPr>
-        <w:widowControl/>
-        <w:spacing w:before="0" w:after="80" w:lineRule="auto" w:line="276"/>
-        <w:ind w:left="200"/>
-      </w:pPr>
-      <w:r>
-        <w:rPr>
-          <w:rFonts w:ascii="Arial" w:hAnsi="Arial" w:cs="Arial" w:eastAsia="Arial"/>
-          <w:b w:val="0"/>
-          <w:color w:val="C0392B"/>
-          <w:sz w:val="20"/>
-        </w:rPr>
-        <w:t xml:space="preserve">▪  </w:t>
-      </w:r>
-      <w:r>
-        <w:rPr>
-          <w:rFonts w:ascii="Arial" w:hAnsi="Arial" w:cs="Arial" w:eastAsia="Arial"/>
-          <w:b/>
-          <w:color w:val="1A2D4F"/>
-          <w:sz w:val="20"/>
-        </w:rPr>
-        <w:t>H4561 (2024):</w:t>
-      </w:r>
-      <w:r>
-        <w:rPr>
-          <w:rFonts w:ascii="Arial" w:hAnsi="Arial" w:cs="Arial" w:eastAsia="Arial"/>
-          <w:b w:val="0"/>
-          <w:color w:val="444444"/>
-          <w:sz w:val="20"/>
-        </w:rPr>
-        <w:t xml:space="preserve"> candidates could use campaign funds for dependent care while campaigning; passed the House 53–45 (the record's only close floor vote) and died in Senate Judiciary.</w:t>
-      </w:r>
-    </w:p>
-    <w:p>
-      <w:pPr>
-        <w:widowControl/>
-        <w:spacing w:before="70" w:after="30" w:lineRule="auto" w:line="250"/>
-      </w:pPr>
-      <w:r>
-        <w:rPr>
-          <w:rFonts w:ascii="Arial" w:hAnsi="Arial" w:cs="Arial" w:eastAsia="Arial"/>
-          <w:b/>
-          <w:color w:val="2E4A78"/>
-          <w:sz w:val="24"/>
-        </w:rPr>
-        <w:t>Stopped early (died in first committee, no recorded vote)</w:t>
-      </w:r>
-    </w:p>
-    <w:p>
-      <w:pPr>
-        <w:widowControl/>
-        <w:spacing w:before="0" w:after="80" w:lineRule="auto" w:line="276"/>
-        <w:ind w:left="200"/>
-      </w:pPr>
-      <w:r>
-        <w:rPr>
-          <w:rFonts w:ascii="Arial" w:hAnsi="Arial" w:cs="Arial" w:eastAsia="Arial"/>
-          <w:b w:val="0"/>
-          <w:color w:val="C0392B"/>
-          <w:sz w:val="20"/>
-        </w:rPr>
-        <w:t xml:space="preserve">▪  </w:t>
-      </w:r>
-      <w:r>
-        <w:rPr>
-          <w:rFonts w:ascii="Arial" w:hAnsi="Arial" w:cs="Arial" w:eastAsia="Arial"/>
-          <w:b/>
-          <w:color w:val="1A2D4F"/>
-          <w:sz w:val="20"/>
-        </w:rPr>
-        <w:t>Dark-money ad disclosure:</w:t>
-      </w:r>
-      <w:r>
-        <w:rPr>
-          <w:rFonts w:ascii="Arial" w:hAnsi="Arial" w:cs="Arial" w:eastAsia="Arial"/>
-          <w:b w:val="0"/>
-          <w:color w:val="444444"/>
-          <w:sz w:val="20"/>
-        </w:rPr>
-        <w:t xml:space="preserve"> S3 (2019, led by Senate Finance Chairman Leatherman), S174 (2021), S960 (2026, six-senator leadership group) — independent expenditure committees would disclose who is behind their election ads; H4192 (2019) — reports for anyone spending $500+ on electioneering.</w:t>
-      </w:r>
-    </w:p>
-    <w:p>
-      <w:pPr>
-        <w:widowControl/>
-        <w:spacing w:before="0" w:after="80" w:lineRule="auto" w:line="276"/>
-        <w:ind w:left="200"/>
-      </w:pPr>
-      <w:r>
-        <w:rPr>
-          <w:rFonts w:ascii="Arial" w:hAnsi="Arial" w:cs="Arial" w:eastAsia="Arial"/>
-          <w:b w:val="0"/>
-          <w:color w:val="C0392B"/>
-          <w:sz w:val="20"/>
-        </w:rPr>
-        <w:t xml:space="preserve">▪  </w:t>
-      </w:r>
-      <w:r>
-        <w:rPr>
-          <w:rFonts w:ascii="Arial" w:hAnsi="Arial" w:cs="Arial" w:eastAsia="Arial"/>
-          <w:b/>
-          <w:color w:val="1A2D4F"/>
-          <w:sz w:val="20"/>
-        </w:rPr>
-        <w:t>Contributor information:</w:t>
-      </w:r>
-      <w:r>
-        <w:rPr>
-          <w:rFonts w:ascii="Arial" w:hAnsi="Arial" w:cs="Arial" w:eastAsia="Arial"/>
-          <w:b w:val="0"/>
-          <w:color w:val="444444"/>
-          <w:sz w:val="20"/>
-        </w:rPr>
-        <w:t xml:space="preserve"> S813 (2026, Senate leadership of both parties) — reports would list the occupation and employer of anyone giving over $100.</w:t>
-      </w:r>
-    </w:p>
-    <w:p>
-      <w:pPr>
-        <w:widowControl/>
-        <w:spacing w:before="0" w:after="80" w:lineRule="auto" w:line="276"/>
-        <w:ind w:left="200"/>
-      </w:pPr>
-      <w:r>
-        <w:rPr>
-          <w:rFonts w:ascii="Arial" w:hAnsi="Arial" w:cs="Arial" w:eastAsia="Arial"/>
-          <w:b w:val="0"/>
-          <w:color w:val="C0392B"/>
-          <w:sz w:val="20"/>
-        </w:rPr>
-        <w:t xml:space="preserve">▪  </w:t>
-      </w:r>
-      <w:r>
-        <w:rPr>
-          <w:rFonts w:ascii="Arial" w:hAnsi="Arial" w:cs="Arial" w:eastAsia="Arial"/>
-          <w:b/>
-          <w:color w:val="1A2D4F"/>
-          <w:sz w:val="20"/>
-        </w:rPr>
-        <w:t>Bank-statement filing:</w:t>
-      </w:r>
-      <w:r>
-        <w:rPr>
-          <w:rFonts w:ascii="Arial" w:hAnsi="Arial" w:cs="Arial" w:eastAsia="Arial"/>
-          <w:b w:val="0"/>
-          <w:color w:val="444444"/>
-          <w:sz w:val="20"/>
-        </w:rPr>
-        <w:t xml:space="preserve"> S210 (2019), S189 and S250 (2021), S159 (2023), S91 (2025) — candidates would file actual bank statements with each quarterly report.</w:t>
-      </w:r>
-    </w:p>
-    <w:p>
-      <w:pPr>
-        <w:widowControl/>
-        <w:spacing w:before="0" w:after="80" w:lineRule="auto" w:line="276"/>
-        <w:ind w:left="200"/>
-      </w:pPr>
-      <w:r>
-        <w:rPr>
-          <w:rFonts w:ascii="Arial" w:hAnsi="Arial" w:cs="Arial" w:eastAsia="Arial"/>
-          <w:b w:val="0"/>
-          <w:color w:val="C0392B"/>
-          <w:sz w:val="20"/>
-        </w:rPr>
-        <w:t xml:space="preserve">▪  </w:t>
-      </w:r>
-      <w:r>
-        <w:rPr>
-          <w:rFonts w:ascii="Arial" w:hAnsi="Arial" w:cs="Arial" w:eastAsia="Arial"/>
-          <w:b/>
-          <w:color w:val="1A2D4F"/>
-          <w:sz w:val="20"/>
-        </w:rPr>
-        <w:t>Bans:</w:t>
-      </w:r>
-      <w:r>
-        <w:rPr>
-          <w:rFonts w:ascii="Arial" w:hAnsi="Arial" w:cs="Arial" w:eastAsia="Arial"/>
-          <w:b w:val="0"/>
-          <w:color w:val="444444"/>
-          <w:sz w:val="20"/>
-        </w:rPr>
-        <w:t xml:space="preserve"> H4877 (2022) — no corporate campaign contributions; H3242 (2023) — no contributions from state-granted monopolies such as utilities; H3097 and S231 (2019), S306 (2021), S199 (2023) — no appointing anyone who gave the official money in the previous four years.</w:t>
-      </w:r>
-    </w:p>
-    <w:p>
-      <w:pPr>
-        <w:widowControl/>
-        <w:spacing w:before="0" w:after="80" w:lineRule="auto" w:line="276"/>
-        <w:ind w:left="200"/>
-      </w:pPr>
-      <w:r>
-        <w:rPr>
-          <w:rFonts w:ascii="Arial" w:hAnsi="Arial" w:cs="Arial" w:eastAsia="Arial"/>
-          <w:b w:val="0"/>
-          <w:color w:val="C0392B"/>
-          <w:sz w:val="20"/>
-        </w:rPr>
-        <w:t xml:space="preserve">▪  </w:t>
-      </w:r>
-      <w:r>
-        <w:rPr>
-          <w:rFonts w:ascii="Arial" w:hAnsi="Arial" w:cs="Arial" w:eastAsia="Arial"/>
-          <w:b/>
-          <w:color w:val="1A2D4F"/>
-          <w:sz w:val="20"/>
-        </w:rPr>
-        <w:t>Public financing:</w:t>
-      </w:r>
-      <w:r>
-        <w:rPr>
-          <w:rFonts w:ascii="Arial" w:hAnsi="Arial" w:cs="Arial" w:eastAsia="Arial"/>
-          <w:b w:val="0"/>
-          <w:color w:val="444444"/>
-          <w:sz w:val="20"/>
-        </w:rPr>
-        <w:t xml:space="preserve"> H3522 (2021) — a constitutional amendment creating public financing for Attorney General campaigns; the record's only public-financing bill.</w:t>
-      </w:r>
-    </w:p>
-    <w:p>
-      <w:pPr>
-        <w:widowControl/>
-        <w:spacing w:before="0" w:after="80" w:lineRule="auto" w:line="276"/>
-        <w:ind w:left="200"/>
-      </w:pPr>
-      <w:r>
-        <w:rPr>
-          <w:rFonts w:ascii="Arial" w:hAnsi="Arial" w:cs="Arial" w:eastAsia="Arial"/>
-          <w:b w:val="0"/>
-          <w:color w:val="C0392B"/>
-          <w:sz w:val="20"/>
-        </w:rPr>
-        <w:t xml:space="preserve">▪  </w:t>
-      </w:r>
-      <w:r>
-        <w:rPr>
-          <w:rFonts w:ascii="Arial" w:hAnsi="Arial" w:cs="Arial" w:eastAsia="Arial"/>
-          <w:b/>
-          <w:color w:val="1A2D4F"/>
-          <w:sz w:val="20"/>
-        </w:rPr>
-        <w:t>Enforcement funding:</w:t>
-      </w:r>
-      <w:r>
-        <w:rPr>
-          <w:rFonts w:ascii="Arial" w:hAnsi="Arial" w:cs="Arial" w:eastAsia="Arial"/>
-          <w:b w:val="0"/>
-          <w:color w:val="444444"/>
-          <w:sz w:val="20"/>
-        </w:rPr>
-        <w:t xml:space="preserve"> S184 and S986 (2019), S187 and S214 (2021), S137 (2023), S84 (2025) — interest on campaign bank accounts (plus 1% of deposits) would fund State Ethics Commission enforcement.</w:t>
-      </w:r>
-    </w:p>
-    <w:p>
-      <w:pPr>
-        <w:widowControl/>
-        <w:spacing w:before="0" w:after="80" w:lineRule="auto" w:line="276"/>
-        <w:ind w:left="200"/>
-      </w:pPr>
-      <w:r>
-        <w:rPr>
-          <w:rFonts w:ascii="Arial" w:hAnsi="Arial" w:cs="Arial" w:eastAsia="Arial"/>
-          <w:b w:val="0"/>
-          <w:color w:val="C0392B"/>
-          <w:sz w:val="20"/>
-        </w:rPr>
-        <w:t xml:space="preserve">▪  </w:t>
-      </w:r>
-      <w:r>
-        <w:rPr>
-          <w:rFonts w:ascii="Arial" w:hAnsi="Arial" w:cs="Arial" w:eastAsia="Arial"/>
-          <w:b/>
-          <w:color w:val="1A2D4F"/>
-          <w:sz w:val="20"/>
-        </w:rPr>
-        <w:t>Raising limits (the opposite direction):</w:t>
-      </w:r>
-      <w:r>
-        <w:rPr>
-          <w:rFonts w:ascii="Arial" w:hAnsi="Arial" w:cs="Arial" w:eastAsia="Arial"/>
-          <w:b w:val="0"/>
-          <w:color w:val="444444"/>
-          <w:sz w:val="20"/>
-        </w:rPr>
-        <w:t xml:space="preserve"> H4333 and S800 (2019) — tie South Carolina's limits to the federal inflation-adjusted limits; H3197 (2021), H3474 (2023), H3554 (2025) — raise individual and party-money limits.</w:t>
-      </w:r>
-    </w:p>
-    <w:p>
-      <w:pPr>
-        <w:widowControl/>
-        <w:spacing w:before="0" w:after="80" w:lineRule="auto" w:line="276"/>
-        <w:ind w:left="200"/>
-      </w:pPr>
-      <w:r>
-        <w:rPr>
-          <w:rFonts w:ascii="Arial" w:hAnsi="Arial" w:cs="Arial" w:eastAsia="Arial"/>
-          <w:b w:val="0"/>
-          <w:color w:val="C0392B"/>
-          <w:sz w:val="20"/>
-        </w:rPr>
-        <w:t xml:space="preserve">▪  </w:t>
-      </w:r>
-      <w:r>
-        <w:rPr>
-          <w:rFonts w:ascii="Arial" w:hAnsi="Arial" w:cs="Arial" w:eastAsia="Arial"/>
-          <w:b/>
-          <w:color w:val="1A2D4F"/>
-          <w:sz w:val="20"/>
-        </w:rPr>
-        <w:t>Article V route:</w:t>
-      </w:r>
-      <w:r>
-        <w:rPr>
-          <w:rFonts w:ascii="Arial" w:hAnsi="Arial" w:cs="Arial" w:eastAsia="Arial"/>
-          <w:b w:val="0"/>
-          <w:color w:val="444444"/>
-          <w:sz w:val="20"/>
-        </w:rPr>
-        <w:t xml:space="preserve"> S192 (2019) — an application for a national convention on campaign finance reform.</w:t>
-      </w:r>
-    </w:p>
-    <w:p>
-      <w:pPr>
-        <w:widowControl/>
-        <w:spacing w:before="84" w:after="36" w:lineRule="auto" w:line="254"/>
-      </w:pPr>
-      <w:r>
-        <w:rPr>
-          <w:rFonts w:ascii="Arial" w:hAnsi="Arial" w:cs="Arial" w:eastAsia="Arial"/>
-          <w:b/>
-          <w:color w:val="C0392B"/>
-          <w:sz w:val="25"/>
-          <w:spacing w:val="20"/>
-        </w:rPr>
-        <w:t>RANKED CHOICE VOTING [P-RANKED-CHOICE-VOTING]</w:t>
-      </w:r>
-    </w:p>
-    <w:p>
-      <w:pPr>
-        <w:widowControl/>
-        <w:spacing w:before="0" w:after="60" w:lineRule="auto" w:line="276"/>
-      </w:pPr>
-      <w:r>
-        <w:rPr>
-          <w:rFonts w:ascii="Arial" w:hAnsi="Arial" w:cs="Arial" w:eastAsia="Arial"/>
-          <w:b w:val="0"/>
-          <w:i/>
-          <w:color w:val="666666"/>
-          <w:sz w:val="20"/>
-        </w:rPr>
-        <w:t>Filed in both directions; every bill died in House Judiciary without a hearing.</w:t>
-      </w:r>
-    </w:p>
-    <w:p>
-      <w:pPr>
-        <w:widowControl/>
-        <w:spacing w:before="70" w:after="30" w:lineRule="auto" w:line="250"/>
-      </w:pPr>
-      <w:r>
-        <w:rPr>
-          <w:rFonts w:ascii="Arial" w:hAnsi="Arial" w:cs="Arial" w:eastAsia="Arial"/>
-          <w:b/>
-          <w:color w:val="2E4A78"/>
-          <w:sz w:val="24"/>
-        </w:rPr>
-        <w:t>Stopped early (died in first committee, no recorded vote)</w:t>
-      </w:r>
-    </w:p>
-    <w:p>
-      <w:pPr>
-        <w:widowControl/>
-        <w:spacing w:before="0" w:after="80" w:lineRule="auto" w:line="276"/>
-        <w:ind w:left="200"/>
-      </w:pPr>
-      <w:r>
-        <w:rPr>
-          <w:rFonts w:ascii="Arial" w:hAnsi="Arial" w:cs="Arial" w:eastAsia="Arial"/>
-          <w:b w:val="0"/>
-          <w:color w:val="C0392B"/>
-          <w:sz w:val="20"/>
-        </w:rPr>
-        <w:t xml:space="preserve">▪  </w:t>
-      </w:r>
-      <w:r>
-        <w:rPr>
-          <w:rFonts w:ascii="Arial" w:hAnsi="Arial" w:cs="Arial" w:eastAsia="Arial"/>
-          <w:b/>
-          <w:color w:val="1A2D4F"/>
-          <w:sz w:val="20"/>
-        </w:rPr>
-        <w:t>Enabling (local option):</w:t>
-      </w:r>
-      <w:r>
-        <w:rPr>
-          <w:rFonts w:ascii="Arial" w:hAnsi="Arial" w:cs="Arial" w:eastAsia="Arial"/>
-          <w:b w:val="0"/>
-          <w:color w:val="444444"/>
-          <w:sz w:val="20"/>
-        </w:rPr>
-        <w:t xml:space="preserve"> H5135 (2022) — municipalities could choose ranked-choice voting; H4022 (2023) — instant runoff as a municipal election method; H3589 (2025) — instant runoff for certain local elections plus multi-member council districts.</w:t>
-      </w:r>
-    </w:p>
-    <w:p>
-      <w:pPr>
-        <w:widowControl/>
-        <w:spacing w:before="0" w:after="80" w:lineRule="auto" w:line="276"/>
-        <w:ind w:left="200"/>
-      </w:pPr>
-      <w:r>
-        <w:rPr>
-          <w:rFonts w:ascii="Arial" w:hAnsi="Arial" w:cs="Arial" w:eastAsia="Arial"/>
-          <w:b w:val="0"/>
-          <w:color w:val="C0392B"/>
-          <w:sz w:val="20"/>
-        </w:rPr>
-        <w:t xml:space="preserve">▪  </w:t>
-      </w:r>
-      <w:r>
-        <w:rPr>
-          <w:rFonts w:ascii="Arial" w:hAnsi="Arial" w:cs="Arial" w:eastAsia="Arial"/>
-          <w:b/>
-          <w:color w:val="1A2D4F"/>
-          <w:sz w:val="20"/>
-        </w:rPr>
-        <w:t>Bans:</w:t>
-      </w:r>
-      <w:r>
-        <w:rPr>
-          <w:rFonts w:ascii="Arial" w:hAnsi="Arial" w:cs="Arial" w:eastAsia="Arial"/>
-          <w:b w:val="0"/>
-          <w:color w:val="444444"/>
-          <w:sz w:val="20"/>
-        </w:rPr>
-        <w:t xml:space="preserve"> H4591 (2024) and H3386 (2025) — no ranked choice or instant runoff ballots in any South Carolina election.</w:t>
-      </w:r>
-    </w:p>
-    <w:p>
-      <w:pPr>
-        <w:widowControl/>
-        <w:spacing w:before="0" w:after="80" w:lineRule="auto" w:line="276"/>
-        <w:ind w:left="200"/>
-      </w:pPr>
-      <w:r>
-        <w:rPr>
-          <w:rFonts w:ascii="Arial" w:hAnsi="Arial" w:cs="Arial" w:eastAsia="Arial"/>
-          <w:b w:val="0"/>
-          <w:color w:val="C0392B"/>
-          <w:sz w:val="20"/>
-        </w:rPr>
-        <w:t xml:space="preserve">▪  </w:t>
-      </w:r>
-      <w:r>
-        <w:rPr>
-          <w:rFonts w:ascii="Arial" w:hAnsi="Arial" w:cs="Arial" w:eastAsia="Arial"/>
-          <w:b/>
-          <w:color w:val="1A2D4F"/>
-          <w:sz w:val="20"/>
-        </w:rPr>
-        <w:t>The adjacent runoff question:</w:t>
-      </w:r>
-      <w:r>
-        <w:rPr>
-          <w:rFonts w:ascii="Arial" w:hAnsi="Arial" w:cs="Arial" w:eastAsia="Arial"/>
-          <w:b w:val="0"/>
-          <w:color w:val="444444"/>
-          <w:sz w:val="20"/>
-        </w:rPr>
-        <w:t xml:space="preserve"> H3606 (2023) and H3552 (2025) — abolish primary runoffs, most votes wins the nomination; H4592 (2024) and H3318 (2025) — eliminate runoffs in special primaries only.</w:t>
-      </w:r>
-    </w:p>
-    <w:p>
-      <w:pPr>
-        <w:widowControl/>
-        <w:spacing w:before="70" w:after="30" w:lineRule="auto" w:line="250"/>
-      </w:pPr>
-      <w:r>
-        <w:rPr>
-          <w:rFonts w:ascii="Arial" w:hAnsi="Arial" w:cs="Arial" w:eastAsia="Arial"/>
-          <w:b/>
-          <w:color w:val="2E4A78"/>
-          <w:sz w:val="24"/>
-        </w:rPr>
-        <w:t>Never filed</w:t>
-      </w:r>
-    </w:p>
-    <w:p>
-      <w:pPr>
-        <w:widowControl/>
-        <w:spacing w:before="0" w:after="80" w:lineRule="auto" w:line="276"/>
-        <w:ind w:left="200"/>
-      </w:pPr>
-      <w:r>
-        <w:rPr>
-          <w:rFonts w:ascii="Arial" w:hAnsi="Arial" w:cs="Arial" w:eastAsia="Arial"/>
-          <w:b w:val="0"/>
-          <w:color w:val="C0392B"/>
-          <w:sz w:val="20"/>
-        </w:rPr>
-        <w:t xml:space="preserve">▪  </w:t>
-      </w:r>
-      <w:r>
-        <w:rPr>
-          <w:rFonts w:ascii="Arial" w:hAnsi="Arial" w:cs="Arial" w:eastAsia="Arial"/>
-          <w:b w:val="0"/>
-          <w:color w:val="444444"/>
-          <w:sz w:val="20"/>
-        </w:rPr>
-        <w:t>Statewide ranked choice voting for general elections has never been proposed; every enabling bill is local-option only.</w:t>
-      </w:r>
-    </w:p>
-    <w:p>
-      <w:pPr>
-        <w:widowControl/>
-        <w:spacing w:before="84" w:after="36" w:lineRule="auto" w:line="254"/>
-      </w:pPr>
-      <w:r>
-        <w:rPr>
-          <w:rFonts w:ascii="Arial" w:hAnsi="Arial" w:cs="Arial" w:eastAsia="Arial"/>
-          <w:b/>
-          <w:color w:val="C0392B"/>
-          <w:sz w:val="25"/>
-          <w:spacing w:val="20"/>
-        </w:rPr>
-        <w:t>INDEPENDENT / NONPARTISAN REDISTRICTING COMMISSION [P-INDEPENDENT-REDISTRICTING]</w:t>
-      </w:r>
-    </w:p>
-    <w:p>
-      <w:pPr>
-        <w:widowControl/>
-        <w:spacing w:before="0" w:after="60" w:lineRule="auto" w:line="276"/>
-      </w:pPr>
-      <w:r>
-        <w:rPr>
-          <w:rFonts w:ascii="Arial" w:hAnsi="Arial" w:cs="Arial" w:eastAsia="Arial"/>
-          <w:b w:val="0"/>
-          <w:i/>
-          <w:color w:val="666666"/>
-          <w:sz w:val="20"/>
-        </w:rPr>
-        <w:t>Twenty-one bills, three designs, zero hearings — while the legislature drew the actual maps itself.</w:t>
-      </w:r>
-    </w:p>
-    <w:p>
-      <w:pPr>
-        <w:widowControl/>
-        <w:spacing w:before="70" w:after="30" w:lineRule="auto" w:line="250"/>
-      </w:pPr>
-      <w:r>
-        <w:rPr>
-          <w:rFonts w:ascii="Arial" w:hAnsi="Arial" w:cs="Arial" w:eastAsia="Arial"/>
-          <w:b/>
-          <w:color w:val="2E4A78"/>
-          <w:sz w:val="24"/>
-        </w:rPr>
-        <w:t>Stopped early (died in first committee, no recorded vote)</w:t>
-      </w:r>
-    </w:p>
-    <w:p>
-      <w:pPr>
-        <w:widowControl/>
-        <w:spacing w:before="0" w:after="80" w:lineRule="auto" w:line="276"/>
-        <w:ind w:left="200"/>
-      </w:pPr>
-      <w:r>
-        <w:rPr>
-          <w:rFonts w:ascii="Arial" w:hAnsi="Arial" w:cs="Arial" w:eastAsia="Arial"/>
-          <w:b w:val="0"/>
-          <w:color w:val="C0392B"/>
-          <w:sz w:val="20"/>
-        </w:rPr>
-        <w:t xml:space="preserve">▪  </w:t>
-      </w:r>
-      <w:r>
-        <w:rPr>
-          <w:rFonts w:ascii="Arial" w:hAnsi="Arial" w:cs="Arial" w:eastAsia="Arial"/>
-          <w:b/>
-          <w:color w:val="1A2D4F"/>
-          <w:sz w:val="20"/>
-        </w:rPr>
-        <w:t>Constitutional independent commission (with referendum approval):</w:t>
-      </w:r>
-      <w:r>
-        <w:rPr>
-          <w:rFonts w:ascii="Arial" w:hAnsi="Arial" w:cs="Arial" w:eastAsia="Arial"/>
-          <w:b w:val="0"/>
-          <w:color w:val="444444"/>
-          <w:sz w:val="20"/>
-        </w:rPr>
-        <w:t xml:space="preserve"> H3044, S6, S135 (2019); H3279, S561 (2021); H3173 (2023).</w:t>
+        <w:t xml:space="preserve"> H3044 and S6 (2019), H3279 and S561 (2021), H3173 (2023) — nine members chosen by a three-member Applicant Review Panel appointed by the State Inspector General, public deliberations, and voter approval of the maps by statewide referendum; S135 (2019) kept the nine-member referendum design with a different selection route. As constitutional amendments, these need a two-thirds vote of each chamber plus a referendum.</w:t>
       </w:r>
     </w:p>
     <w:p>
@@ -1075,7 +169,7 @@
           <w:color w:val="444444"/>
           <w:sz w:val="20"/>
         </w:rPr>
-        <w:t xml:space="preserve"> by constitutional amendment — H3167, H3390, S249 (2019); H4201 (2021); H3243 (2023); by statute — H3432, S254 (2019); H4202 (2021); H3245 (2023).</w:t>
+        <w:t xml:space="preserve"> H3432 and S254 (2019), H4201 and H4202 (2021), H3243 and H3245 (2023) — members appointed under State Ethics Commission oversight on the census cycle; the 2021 and 2023 versions bar any legislative or executive alteration of or veto over the final plan and forbid the General Assembly from adjourning for the year until it adopts the plan.</w:t>
       </w:r>
     </w:p>
     <w:p>
@@ -1100,7 +194,7 @@
           <w:color w:val="1A2D4F"/>
           <w:sz w:val="20"/>
         </w:rPr>
-        <w:t>Independent commission by statute:</w:t>
+        <w:t>Anti-Gerrymandering Act:</w:t>
       </w:r>
       <w:r>
         <w:rPr>
@@ -1109,7 +203,7 @@
           <w:color w:val="444444"/>
           <w:sz w:val="20"/>
         </w:rPr>
-        <w:t xml:space="preserve"> H3054, S230 (2019).</w:t>
+        <w:t xml:space="preserve"> H4222 (2023) — twelve unpaid members appointed by the State Ethics Commission: five from the majority party, five from the largest minority party, two from other parties; the commission proposes ten candidate maps.</w:t>
       </w:r>
     </w:p>
     <w:p>
@@ -1143,7 +237,7 @@
           <w:color w:val="444444"/>
           <w:sz w:val="20"/>
         </w:rPr>
-        <w:t xml:space="preserve"> the FAIR in Redistricting Act — H4229, S750 (2021); H3069 (2023); the Anti-Gerrymandering Act's multipartisan commission — H4222 (2023).</w:t>
+        <w:t xml:space="preserve"> the FAIR in Redistricting Act — H4229 and S750 (2021), H3069 (2023) — fairness standards and a public process for maps the General Assembly keeps drawing; H3054 and S230 (2019) — a commission appointed every ten years whose plans the legislature must adopt by a hard deadline, with no adjournment for the year until it does.</w:t>
       </w:r>
     </w:p>
     <w:p>
@@ -1232,6 +326,21 @@
     <w:p>
       <w:pPr>
         <w:widowControl/>
+        <w:spacing w:before="70" w:after="30" w:lineRule="auto" w:line="250"/>
+      </w:pPr>
+      <w:r>
+        <w:rPr>
+          <w:rFonts w:ascii="Arial" w:hAnsi="Arial" w:cs="Arial" w:eastAsia="Arial"/>
+          <w:b/>
+          <w:color w:val="2E4A78"/>
+          <w:sz w:val="24"/>
+        </w:rPr>
+        <w:t>On the ten-year-cycle concern</w:t>
+      </w:r>
+    </w:p>
+    <w:p>
+      <w:pPr>
+        <w:widowControl/>
         <w:spacing w:before="0" w:after="80" w:lineRule="auto" w:line="276"/>
         <w:ind w:left="200"/>
       </w:pPr>
@@ -1247,11 +356,27 @@
       <w:r>
         <w:rPr>
           <w:rFonts w:ascii="Arial" w:hAnsi="Arial" w:cs="Arial" w:eastAsia="Arial"/>
-          <w:b/>
-          <w:color w:val="1A2D4F"/>
+          <w:b w:val="0"/>
+          <w:color w:val="444444"/>
           <w:sz w:val="20"/>
         </w:rPr>
-        <w:t>H5683 (2026):</w:t>
+        <w:t>Every filed commission design keys its appointments to the decennial census (the citizens-commission bills convene in years ending in "1").</w:t>
+      </w:r>
+    </w:p>
+    <w:p>
+      <w:pPr>
+        <w:widowControl/>
+        <w:spacing w:before="0" w:after="80" w:lineRule="auto" w:line="276"/>
+        <w:ind w:left="200"/>
+      </w:pPr>
+      <w:r>
+        <w:rPr>
+          <w:rFonts w:ascii="Arial" w:hAnsi="Arial" w:cs="Arial" w:eastAsia="Arial"/>
+          <w:b w:val="0"/>
+          <w:color w:val="C0392B"/>
+          <w:sz w:val="20"/>
+        </w:rPr>
+        <w:t xml:space="preserve">▪  </w:t>
       </w:r>
       <w:r>
         <w:rPr>
@@ -1260,7 +385,43 @@
           <w:color w:val="444444"/>
           <w:sz w:val="20"/>
         </w:rPr>
-        <w:t xml:space="preserve"> a mid-decade congressional redraw; passed the House 74–37 after roughly fifty amendments were tabled, then the Senate voted 26–18 to continue (shelve) it. A companion (H4717) died in committee.</w:t>
+        <w:t xml:space="preserve">The record's one attempt to redraw between censuses came from the legislature itself: </w:t>
+      </w:r>
+      <w:r>
+        <w:rPr>
+          <w:rFonts w:ascii="Arial" w:hAnsi="Arial" w:cs="Arial" w:eastAsia="Arial"/>
+          <w:b/>
+          <w:color w:val="1A2D4F"/>
+          <w:sz w:val="20"/>
+        </w:rPr>
+        <w:t>H5683 (2026)</w:t>
+      </w:r>
+      <w:r>
+        <w:rPr>
+          <w:rFonts w:ascii="Arial" w:hAnsi="Arial" w:cs="Arial" w:eastAsia="Arial"/>
+          <w:b w:val="0"/>
+          <w:color w:val="444444"/>
+          <w:sz w:val="20"/>
+        </w:rPr>
+        <w:t xml:space="preserve"> would have redrawn the congressional districts starting with the 2026 election; it passed the House 74–37 near midnight after roughly fifty amendments were tabled, and the Senate then voted 26–18 to continue (set aside) the bill, ending it for the session. A companion, </w:t>
+      </w:r>
+      <w:r>
+        <w:rPr>
+          <w:rFonts w:ascii="Arial" w:hAnsi="Arial" w:cs="Arial" w:eastAsia="Arial"/>
+          <w:b/>
+          <w:color w:val="1A2D4F"/>
+          <w:sz w:val="20"/>
+        </w:rPr>
+        <w:t>H4717 (2026)</w:t>
+      </w:r>
+      <w:r>
+        <w:rPr>
+          <w:rFonts w:ascii="Arial" w:hAnsi="Arial" w:cs="Arial" w:eastAsia="Arial"/>
+          <w:b w:val="0"/>
+          <w:color w:val="444444"/>
+          <w:sz w:val="20"/>
+        </w:rPr>
+        <w:t>, died in House Judiciary.</w:t>
       </w:r>
     </w:p>
     <w:p>
@@ -1316,7 +477,7 @@
           <w:sz w:val="25"/>
           <w:spacing w:val="20"/>
         </w:rPr>
-        <w:t>FINANCIAL DISCLOSURE AND CONFLICT-OF-INTEREST TRACKING [P-FINANCIAL-DISCLOSURE]</w:t>
+        <w:t>BETTER VOTER EDUCATION / CIVICS AND NEUTRAL CIVIC INFORMATION TOOLS [P-VOTER-CIVICS-EDUCATION]</w:t>
       </w:r>
     </w:p>
     <w:p>
@@ -1332,7 +493,7 @@
           <w:color w:val="666666"/>
           <w:sz w:val="20"/>
         </w:rPr>
-        <w:t>The most movement of any proposal: one law, one bill that passed both chambers unanimously and died in conference, and a proviso echo.</w:t>
+        <w:t>Reported: appeared in Charleston and Columbia; very strong support where discussed. Concern raised: how neutral information would be selected and disseminated.</w:t>
       </w:r>
     </w:p>
     <w:p>
@@ -1372,7 +533,7 @@
           <w:color w:val="1A2D4F"/>
           <w:sz w:val="20"/>
         </w:rPr>
-        <w:t>S70 (Act 191 of 2026):</w:t>
+        <w:t>S38 (Act 26 of 2021), the REACH Act:</w:t>
       </w:r>
       <w:r>
         <w:rPr>
@@ -1381,356 +542,7 @@
           <w:color w:val="444444"/>
           <w:sz w:val="20"/>
         </w:rPr>
-        <w:t xml:space="preserve"> the School Board Ethics Act — a required code of ethics and training for elected school board members; Senate 39–2, House 109–4. The same idea died twice in 2019 (H3579, H4756).</w:t>
-      </w:r>
-    </w:p>
-    <w:p>
-      <w:pPr>
-        <w:widowControl/>
-        <w:spacing w:before="70" w:after="30" w:lineRule="auto" w:line="250"/>
-      </w:pPr>
-      <w:r>
-        <w:rPr>
-          <w:rFonts w:ascii="Arial" w:hAnsi="Arial" w:cs="Arial" w:eastAsia="Arial"/>
-          <w:b/>
-          <w:color w:val="2E4A78"/>
-          <w:sz w:val="24"/>
-        </w:rPr>
-        <w:t>Got support but didn't finish</w:t>
-      </w:r>
-    </w:p>
-    <w:p>
-      <w:pPr>
-        <w:widowControl/>
-        <w:spacing w:before="0" w:after="80" w:lineRule="auto" w:line="276"/>
-        <w:ind w:left="200"/>
-      </w:pPr>
-      <w:r>
-        <w:rPr>
-          <w:rFonts w:ascii="Arial" w:hAnsi="Arial" w:cs="Arial" w:eastAsia="Arial"/>
-          <w:b w:val="0"/>
-          <w:color w:val="C0392B"/>
-          <w:sz w:val="20"/>
-        </w:rPr>
-        <w:t xml:space="preserve">▪  </w:t>
-      </w:r>
-      <w:r>
-        <w:rPr>
-          <w:rFonts w:ascii="Arial" w:hAnsi="Arial" w:cs="Arial" w:eastAsia="Arial"/>
-          <w:b/>
-          <w:color w:val="1A2D4F"/>
-          <w:sz w:val="20"/>
-        </w:rPr>
-        <w:t>H3570 (2025–2026):</w:t>
-      </w:r>
-      <w:r>
-        <w:rPr>
-          <w:rFonts w:ascii="Arial" w:hAnsi="Arial" w:cs="Arial" w:eastAsia="Arial"/>
-          <w:b w:val="0"/>
-          <w:color w:val="444444"/>
-          <w:sz w:val="20"/>
-        </w:rPr>
-        <w:t xml:space="preserve"> rewrote who must file statements of economic interests and what the forms show; House 102–0, Senate 40–0 (amended), House non-concurrence 23–86, died in conference when the session ended. One piece became FY 2026-27 budget proviso 117.219 (officials reporting budget-paid income must name the paying agency).</w:t>
-      </w:r>
-    </w:p>
-    <w:p>
-      <w:pPr>
-        <w:widowControl/>
-        <w:spacing w:before="0" w:after="80" w:lineRule="auto" w:line="276"/>
-        <w:ind w:left="200"/>
-      </w:pPr>
-      <w:r>
-        <w:rPr>
-          <w:rFonts w:ascii="Arial" w:hAnsi="Arial" w:cs="Arial" w:eastAsia="Arial"/>
-          <w:b w:val="0"/>
-          <w:color w:val="C0392B"/>
-          <w:sz w:val="20"/>
-        </w:rPr>
-        <w:t xml:space="preserve">▪  </w:t>
-      </w:r>
-      <w:r>
-        <w:rPr>
-          <w:rFonts w:ascii="Arial" w:hAnsi="Arial" w:cs="Arial" w:eastAsia="Arial"/>
-          <w:b/>
-          <w:color w:val="1A2D4F"/>
-          <w:sz w:val="20"/>
-        </w:rPr>
-        <w:t>S499 (2021):</w:t>
-      </w:r>
-      <w:r>
-        <w:rPr>
-          <w:rFonts w:ascii="Arial" w:hAnsi="Arial" w:cs="Arial" w:eastAsia="Arial"/>
-          <w:b w:val="0"/>
-          <w:color w:val="444444"/>
-          <w:sz w:val="20"/>
-        </w:rPr>
-        <w:t xml:space="preserve"> Election Commission restructuring with legislative oversight; passed the Senate 37–7 and died in House Judiciary (kept as context — agency governance rather than officeholder disclosure).</w:t>
-      </w:r>
-    </w:p>
-    <w:p>
-      <w:pPr>
-        <w:widowControl/>
-        <w:spacing w:before="70" w:after="30" w:lineRule="auto" w:line="250"/>
-      </w:pPr>
-      <w:r>
-        <w:rPr>
-          <w:rFonts w:ascii="Arial" w:hAnsi="Arial" w:cs="Arial" w:eastAsia="Arial"/>
-          <w:b/>
-          <w:color w:val="2E4A78"/>
-          <w:sz w:val="24"/>
-        </w:rPr>
-        <w:t>Stopped early (died in first committee, no recorded vote)</w:t>
-      </w:r>
-    </w:p>
-    <w:p>
-      <w:pPr>
-        <w:widowControl/>
-        <w:spacing w:before="0" w:after="80" w:lineRule="auto" w:line="276"/>
-        <w:ind w:left="200"/>
-      </w:pPr>
-      <w:r>
-        <w:rPr>
-          <w:rFonts w:ascii="Arial" w:hAnsi="Arial" w:cs="Arial" w:eastAsia="Arial"/>
-          <w:b w:val="0"/>
-          <w:color w:val="C0392B"/>
-          <w:sz w:val="20"/>
-        </w:rPr>
-        <w:t xml:space="preserve">▪  </w:t>
-      </w:r>
-      <w:r>
-        <w:rPr>
-          <w:rFonts w:ascii="Arial" w:hAnsi="Arial" w:cs="Arial" w:eastAsia="Arial"/>
-          <w:b/>
-          <w:color w:val="1A2D4F"/>
-          <w:sz w:val="20"/>
-        </w:rPr>
-        <w:t>Tax-return disclosure:</w:t>
-      </w:r>
-      <w:r>
-        <w:rPr>
-          <w:rFonts w:ascii="Arial" w:hAnsi="Arial" w:cs="Arial" w:eastAsia="Arial"/>
-          <w:b w:val="0"/>
-          <w:color w:val="444444"/>
-          <w:sz w:val="20"/>
-        </w:rPr>
-        <w:t xml:space="preserve"> S339 (2019), S299 (2021), S169 (2023) — statewide officers and legislators would file their income tax returns.</w:t>
-      </w:r>
-    </w:p>
-    <w:p>
-      <w:pPr>
-        <w:widowControl/>
-        <w:spacing w:before="0" w:after="80" w:lineRule="auto" w:line="276"/>
-        <w:ind w:left="200"/>
-      </w:pPr>
-      <w:r>
-        <w:rPr>
-          <w:rFonts w:ascii="Arial" w:hAnsi="Arial" w:cs="Arial" w:eastAsia="Arial"/>
-          <w:b w:val="0"/>
-          <w:color w:val="C0392B"/>
-          <w:sz w:val="20"/>
-        </w:rPr>
-        <w:t xml:space="preserve">▪  </w:t>
-      </w:r>
-      <w:r>
-        <w:rPr>
-          <w:rFonts w:ascii="Arial" w:hAnsi="Arial" w:cs="Arial" w:eastAsia="Arial"/>
-          <w:b/>
-          <w:color w:val="1A2D4F"/>
-          <w:sz w:val="20"/>
-        </w:rPr>
-        <w:t>E-filing and audit capacity:</w:t>
-      </w:r>
-      <w:r>
-        <w:rPr>
-          <w:rFonts w:ascii="Arial" w:hAnsi="Arial" w:cs="Arial" w:eastAsia="Arial"/>
-          <w:b w:val="0"/>
-          <w:color w:val="444444"/>
-          <w:sz w:val="20"/>
-        </w:rPr>
-        <w:t xml:space="preserve"> H3435, S253 (2019); S309 (2021); S195 (2023) — an online campaign-account monitoring and auditing department at the State Ethics Commission.</w:t>
-      </w:r>
-    </w:p>
-    <w:p>
-      <w:pPr>
-        <w:widowControl/>
-        <w:spacing w:before="0" w:after="80" w:lineRule="auto" w:line="276"/>
-        <w:ind w:left="200"/>
-      </w:pPr>
-      <w:r>
-        <w:rPr>
-          <w:rFonts w:ascii="Arial" w:hAnsi="Arial" w:cs="Arial" w:eastAsia="Arial"/>
-          <w:b w:val="0"/>
-          <w:color w:val="C0392B"/>
-          <w:sz w:val="20"/>
-        </w:rPr>
-        <w:t xml:space="preserve">▪  </w:t>
-      </w:r>
-      <w:r>
-        <w:rPr>
-          <w:rFonts w:ascii="Arial" w:hAnsi="Arial" w:cs="Arial" w:eastAsia="Arial"/>
-          <w:b/>
-          <w:color w:val="1A2D4F"/>
-          <w:sz w:val="20"/>
-        </w:rPr>
-        <w:t>Coverage extensions:</w:t>
-      </w:r>
-      <w:r>
-        <w:rPr>
-          <w:rFonts w:ascii="Arial" w:hAnsi="Arial" w:cs="Arial" w:eastAsia="Arial"/>
-          <w:b w:val="0"/>
-          <w:color w:val="444444"/>
-          <w:sz w:val="20"/>
-        </w:rPr>
-        <w:t xml:space="preserve"> S548 (2021), S395 (2023) — special-purpose-district officials would file statements of economic interests; S1130 (2026) — ethics, campaign, and lobbying laws would cover political party chairmen; H4191 (2019) — a broad conflict-of-interest disclosure rewrite.</w:t>
-      </w:r>
-    </w:p>
-    <w:p>
-      <w:pPr>
-        <w:widowControl/>
-        <w:spacing w:before="0" w:after="80" w:lineRule="auto" w:line="276"/>
-        <w:ind w:left="200"/>
-      </w:pPr>
-      <w:r>
-        <w:rPr>
-          <w:rFonts w:ascii="Arial" w:hAnsi="Arial" w:cs="Arial" w:eastAsia="Arial"/>
-          <w:b w:val="0"/>
-          <w:color w:val="C0392B"/>
-          <w:sz w:val="20"/>
-        </w:rPr>
-        <w:t xml:space="preserve">▪  </w:t>
-      </w:r>
-      <w:r>
-        <w:rPr>
-          <w:rFonts w:ascii="Arial" w:hAnsi="Arial" w:cs="Arial" w:eastAsia="Arial"/>
-          <w:b/>
-          <w:color w:val="1A2D4F"/>
-          <w:sz w:val="20"/>
-        </w:rPr>
-        <w:t>Consequences for non-filers:</w:t>
-      </w:r>
-      <w:r>
-        <w:rPr>
-          <w:rFonts w:ascii="Arial" w:hAnsi="Arial" w:cs="Arial" w:eastAsia="Arial"/>
-          <w:b w:val="0"/>
-          <w:color w:val="444444"/>
-          <w:sz w:val="20"/>
-        </w:rPr>
-        <w:t xml:space="preserve"> H3321 (2019), S188 (2021), S986 (2023), S75 (2025) — unpaid ethics fines or missing reports would keep a candidate off the ballot; H3387 (2019) — any ethics violation as cause for removal from office.</w:t>
-      </w:r>
-    </w:p>
-    <w:p>
-      <w:pPr>
-        <w:widowControl/>
-        <w:spacing w:before="0" w:after="80" w:lineRule="auto" w:line="276"/>
-        <w:ind w:left="200"/>
-      </w:pPr>
-      <w:r>
-        <w:rPr>
-          <w:rFonts w:ascii="Arial" w:hAnsi="Arial" w:cs="Arial" w:eastAsia="Arial"/>
-          <w:b w:val="0"/>
-          <w:color w:val="C0392B"/>
-          <w:sz w:val="20"/>
-        </w:rPr>
-        <w:t xml:space="preserve">▪  </w:t>
-      </w:r>
-      <w:r>
-        <w:rPr>
-          <w:rFonts w:ascii="Arial" w:hAnsi="Arial" w:cs="Arial" w:eastAsia="Arial"/>
-          <w:b/>
-          <w:color w:val="1A2D4F"/>
-          <w:sz w:val="20"/>
-        </w:rPr>
-        <w:t>Enforcement process:</w:t>
-      </w:r>
-      <w:r>
-        <w:rPr>
-          <w:rFonts w:ascii="Arial" w:hAnsi="Arial" w:cs="Arial" w:eastAsia="Arial"/>
-          <w:b w:val="0"/>
-          <w:color w:val="444444"/>
-          <w:sz w:val="20"/>
-        </w:rPr>
-        <w:t xml:space="preserve"> S284 (2019), S375 (2021) — ethics committees' handling of State Ethics Commission findings; H4193 (2019), H5181 (2024) — statute-of-limitations extensions for ethics complaints.</w:t>
-      </w:r>
-    </w:p>
-    <w:p>
-      <w:pPr>
-        <w:widowControl/>
-        <w:spacing w:before="84" w:after="36" w:lineRule="auto" w:line="254"/>
-      </w:pPr>
-      <w:r>
-        <w:rPr>
-          <w:rFonts w:ascii="Arial" w:hAnsi="Arial" w:cs="Arial" w:eastAsia="Arial"/>
-          <w:b/>
-          <w:color w:val="C0392B"/>
-          <w:sz w:val="25"/>
-          <w:spacing w:val="20"/>
-        </w:rPr>
-        <w:t>VOTER EDUCATION AND CIVICS [P-VOTER-CIVICS-EDUCATION]</w:t>
-      </w:r>
-    </w:p>
-    <w:p>
-      <w:pPr>
-        <w:widowControl/>
-        <w:spacing w:before="0" w:after="60" w:lineRule="auto" w:line="276"/>
-      </w:pPr>
-      <w:r>
-        <w:rPr>
-          <w:rFonts w:ascii="Arial" w:hAnsi="Arial" w:cs="Arial" w:eastAsia="Arial"/>
-          <w:b w:val="0"/>
-          <w:i/>
-          <w:color w:val="666666"/>
-          <w:sz w:val="20"/>
-        </w:rPr>
-        <w:t>One law at the college level, a waiting K-12 bill, budget money moving where bills have not — and no voter-information tool ever filed.</w:t>
-      </w:r>
-    </w:p>
-    <w:p>
-      <w:pPr>
-        <w:widowControl/>
-        <w:spacing w:before="70" w:after="30" w:lineRule="auto" w:line="250"/>
-      </w:pPr>
-      <w:r>
-        <w:rPr>
-          <w:rFonts w:ascii="Arial" w:hAnsi="Arial" w:cs="Arial" w:eastAsia="Arial"/>
-          <w:b/>
-          <w:color w:val="2E4A78"/>
-          <w:sz w:val="24"/>
-        </w:rPr>
-        <w:t>Already law</w:t>
-      </w:r>
-    </w:p>
-    <w:p>
-      <w:pPr>
-        <w:widowControl/>
-        <w:spacing w:before="0" w:after="80" w:lineRule="auto" w:line="276"/>
-        <w:ind w:left="200"/>
-      </w:pPr>
-      <w:r>
-        <w:rPr>
-          <w:rFonts w:ascii="Arial" w:hAnsi="Arial" w:cs="Arial" w:eastAsia="Arial"/>
-          <w:b w:val="0"/>
-          <w:color w:val="C0392B"/>
-          <w:sz w:val="20"/>
-        </w:rPr>
-        <w:t xml:space="preserve">▪  </w:t>
-      </w:r>
-      <w:r>
-        <w:rPr>
-          <w:rFonts w:ascii="Arial" w:hAnsi="Arial" w:cs="Arial" w:eastAsia="Arial"/>
-          <w:b/>
-          <w:color w:val="1A2D4F"/>
-          <w:sz w:val="20"/>
-        </w:rPr>
-        <w:t>S38 (Act 26 of 2021):</w:t>
-      </w:r>
-      <w:r>
-        <w:rPr>
-          <w:rFonts w:ascii="Arial" w:hAnsi="Arial" w:cs="Arial" w:eastAsia="Arial"/>
-          <w:b w:val="0"/>
-          <w:color w:val="444444"/>
-          <w:sz w:val="20"/>
-        </w:rPr>
-        <w:t xml:space="preserve"> the REACH Act — every public college student completes instruction on the founding documents; Senate 45–0, House 91–12.</w:t>
+        <w:t xml:space="preserve"> every public college student completes instruction on the founding documents; Senate 45–0, House 91–12.</w:t>
       </w:r>
     </w:p>
     <w:p>
@@ -1828,7 +640,7 @@
           <w:color w:val="444444"/>
           <w:sz w:val="20"/>
         </w:rPr>
-        <w:t xml:space="preserve"> a required middle-school civics unit with hands-on components and the statewide Palmetto Middle School Civics Challenge for student-led projects; sits in House Education and Public Works.</w:t>
+        <w:t xml:space="preserve"> the design closest to the proposal — every middle schooler completes a civics unit with instructional and hands-on components, plus the statewide Palmetto Middle School Civics Challenge for student-led projects; the State Board of Education would adopt the curriculum before the 2027-2028 school year. Sits in House Education and Public Works.</w:t>
       </w:r>
     </w:p>
     <w:p>
@@ -1853,7 +665,7 @@
           <w:color w:val="1A2D4F"/>
           <w:sz w:val="20"/>
         </w:rPr>
-        <w:t>H4392 (2022):</w:t>
+        <w:t>H4392 (2022), the Keep Partisanship Out of Civics Act:</w:t>
       </w:r>
       <w:r>
         <w:rPr>
@@ -1862,7 +674,7 @@
           <w:color w:val="444444"/>
           <w:sz w:val="20"/>
         </w:rPr>
-        <w:t xml:space="preserve"> the Keep Partisanship Out of Civics Act — limits on civics course topics, private funding, and lobbying credit.</w:t>
+        <w:t xml:space="preserve"> the neutrality worry approached from the other direction — limits on what civics teachers can be compelled to discuss, no credit for student lobbying, no private funding for civics curriculum or teacher training. Died in the same committee. Together with H3547, it frames the question participants raised — who decides what civics content is neutral — which the legislature has not voted on in either form.</w:t>
       </w:r>
     </w:p>
     <w:p>
@@ -1945,7 +757,7 @@
           <w:color w:val="444444"/>
           <w:sz w:val="20"/>
         </w:rPr>
-        <w:t xml:space="preserve"> $2.5 million for USC's Center for American Civic Leadership and Public Discourse.</w:t>
+        <w:t xml:space="preserve"> $2.5 million for USC's Center for American Civic Leadership and Public Discourse. Both are one-year funding decisions naming a university as the home.</w:t>
       </w:r>
     </w:p>
     <w:p>
@@ -1985,7 +797,39 @@
           <w:color w:val="444444"/>
           <w:sz w:val="20"/>
         </w:rPr>
-        <w:t>No bill in this record proposes a neutral voter-information tool or assigns any agency to build one.</w:t>
+        <w:t>No bill from 2019–2026 proposes a neutral voter-information tool or assigns any agency to build or curate one — the specific tool citizens described has no legislative history at all.</w:t>
+      </w:r>
+    </w:p>
+    <w:p>
+      <w:pPr>
+        <w:widowControl/>
+        <w:spacing w:before="84" w:after="36" w:lineRule="auto" w:line="254"/>
+      </w:pPr>
+      <w:r>
+        <w:rPr>
+          <w:rFonts w:ascii="Arial" w:hAnsi="Arial" w:cs="Arial" w:eastAsia="Arial"/>
+          <w:b/>
+          <w:color w:val="C0392B"/>
+          <w:sz w:val="25"/>
+          <w:spacing w:val="20"/>
+        </w:rPr>
+        <w:t>THE WIDER ACCOUNTABILITY RECORD (BACKGROUND)</w:t>
+      </w:r>
+    </w:p>
+    <w:p>
+      <w:pPr>
+        <w:keepLines/>
+        <w:widowControl/>
+        <w:spacing w:before="0" w:after="90" w:lineRule="auto" w:line="276"/>
+      </w:pPr>
+      <w:r>
+        <w:rPr>
+          <w:rFonts w:ascii="Arial" w:hAnsi="Arial" w:cs="Arial" w:eastAsia="Arial"/>
+          <w:b w:val="0"/>
+          <w:color w:val="444444"/>
+          <w:sz w:val="20"/>
+        </w:rPr>
+        <w:t>The final grid frames this issue around leaders who "fail to respond to constituent priorities, whether because of unlimited terms or other weak accountability mechanisms." The record on those background lanes, in one place: thirty state term-limit measures filed 2019–2026, none heard (the adopted H3008 targets congressional terms via an Article V convention application, Senate 29–14, May 2025); thirty-six campaign-money bills with a single floor vote in eight years (H4561, House 53–45, died in Senate Judiciary); financial disclosure with the record's near-miss — H3570 passed the House 102–0 and the Senate 40–0 in different versions and died in conference — and its one law, the School Board Ethics Act (S70, Act 191 of 2026, 39–2 and 109–4); and twenty open-government bills, including removing the General Assembly's own FOIA exemption, none of which received a vote. Bill-by-bill detail for all of these lanes is in Appendices A–E.</w:t>
       </w:r>
     </w:p>
     <w:sectPr>
@@ -2017,7 +861,7 @@
         <w:color w:val="666666"/>
         <w:sz w:val="16"/>
       </w:rPr>
-      <w:t>SC2 Responsive Elected Leaders Policy Spotlights v2.0</w:t>
+      <w:t>SC2 Responsive Elected Leaders Policy Spotlights v2.1</w:t>
       <w:tab/>
     </w:r>
     <w:fldSimple w:instr=" PAGE ">

--- a/briefs/south-carolina/responsive-elected-leaders/citizen-v2/proposal-spotlights.docx
+++ b/briefs/south-carolina/responsive-elected-leaders/citizen-v2/proposal-spotlights.docx
@@ -403,7 +403,7 @@
           <w:color w:val="444444"/>
           <w:sz w:val="20"/>
         </w:rPr>
-        <w:t xml:space="preserve"> would have redrawn the congressional districts starting with the 2026 election; it passed the House 74–37 near midnight after roughly fifty amendments were tabled, and the Senate then voted 26–18 to continue (set aside) the bill, ending it for the session. A companion, </w:t>
+        <w:t xml:space="preserve"> would have redrawn the congressional districts starting with the 2026 election; it passed the House 74–37 near midnight after dozens of amendments were tabled (28 on roll-call votes, 55 tabling votes in all), and the Senate then voted 26–18 to continue (set aside) the bill, ending it for the session. A companion, </w:t>
       </w:r>
       <w:r>
         <w:rPr>

--- a/briefs/south-carolina/responsive-elected-leaders/citizen-v2/proposal-spotlights.docx
+++ b/briefs/south-carolina/responsive-elected-leaders/citizen-v2/proposal-spotlights.docx
@@ -436,6 +436,46 @@
           <w:color w:val="2E4A78"/>
           <w:sz w:val="24"/>
         </w:rPr>
+        <w:t>Which maps these bills cover</w:t>
+      </w:r>
+    </w:p>
+    <w:p>
+      <w:pPr>
+        <w:widowControl/>
+        <w:spacing w:before="0" w:after="80" w:lineRule="auto" w:line="276"/>
+        <w:ind w:left="200"/>
+      </w:pPr>
+      <w:r>
+        <w:rPr>
+          <w:rFonts w:ascii="Arial" w:hAnsi="Arial" w:cs="Arial" w:eastAsia="Arial"/>
+          <w:b w:val="0"/>
+          <w:color w:val="C0392B"/>
+          <w:sz w:val="20"/>
+        </w:rPr>
+        <w:t xml:space="preserve">▪  </w:t>
+      </w:r>
+      <w:r>
+        <w:rPr>
+          <w:rFonts w:ascii="Arial" w:hAnsi="Arial" w:cs="Arial" w:eastAsia="Arial"/>
+          <w:b w:val="0"/>
+          <w:color w:val="444444"/>
+          <w:sz w:val="20"/>
+        </w:rPr>
+        <w:t>All twenty-one address the State House, State Senate, and congressional maps. County and city lines are different ground: county councils redraw their own district lines after each census under existing law (Section 4-9-90), cities redraw their own wards, and school-board lines usually move through separate local acts — roughly a dozen passed after the 2020 census (not counted in the twenty-one). A concern about a county or school-board map goes through those local processes and needs no new state law.</w:t>
+      </w:r>
+    </w:p>
+    <w:p>
+      <w:pPr>
+        <w:widowControl/>
+        <w:spacing w:before="70" w:after="30" w:lineRule="auto" w:line="250"/>
+      </w:pPr>
+      <w:r>
+        <w:rPr>
+          <w:rFonts w:ascii="Arial" w:hAnsi="Arial" w:cs="Arial" w:eastAsia="Arial"/>
+          <w:b/>
+          <w:color w:val="2E4A78"/>
+          <w:sz w:val="24"/>
+        </w:rPr>
         <w:t>Never filed</w:t>
       </w:r>
     </w:p>
@@ -680,6 +720,40 @@
     <w:p>
       <w:pPr>
         <w:widowControl/>
+        <w:spacing w:before="0" w:after="80" w:lineRule="auto" w:line="276"/>
+        <w:ind w:left="200"/>
+      </w:pPr>
+      <w:r>
+        <w:rPr>
+          <w:rFonts w:ascii="Arial" w:hAnsi="Arial" w:cs="Arial" w:eastAsia="Arial"/>
+          <w:b w:val="0"/>
+          <w:color w:val="C0392B"/>
+          <w:sz w:val="20"/>
+        </w:rPr>
+        <w:t xml:space="preserve">▪  </w:t>
+      </w:r>
+      <w:r>
+        <w:rPr>
+          <w:rFonts w:ascii="Arial" w:hAnsi="Arial" w:cs="Arial" w:eastAsia="Arial"/>
+          <w:b/>
+          <w:color w:val="1A2D4F"/>
+          <w:sz w:val="20"/>
+        </w:rPr>
+        <w:t>The district lever:</w:t>
+      </w:r>
+      <w:r>
+        <w:rPr>
+          <w:rFonts w:ascii="Arial" w:hAnsi="Arial" w:cs="Arial" w:eastAsia="Arial"/>
+          <w:b w:val="0"/>
+          <w:color w:val="444444"/>
+          <w:sz w:val="20"/>
+        </w:rPr>
+        <w:t xml:space="preserve"> state law sets the required minimum, but local school boards decide what their schools teach beyond it. A district can add civics coursework or projects on its own, without a new state law. The bills in this record are about statewide requirements that would cover every district.</w:t>
+      </w:r>
+    </w:p>
+    <w:p>
+      <w:pPr>
+        <w:widowControl/>
         <w:spacing w:before="70" w:after="30" w:lineRule="auto" w:line="250"/>
       </w:pPr>
       <w:r>
@@ -797,7 +871,7 @@
           <w:color w:val="444444"/>
           <w:sz w:val="20"/>
         </w:rPr>
-        <w:t>No bill from 2019–2026 proposes a neutral voter-information tool or assigns any agency to build or curate one — the specific tool citizens described has no legislative history at all.</w:t>
+        <w:t>Election offices already publish the official basics under current law — election dates, registration deadlines, precincts, and polling places. What no bill from 2019–2026 proposes is the next step citizens described: a neutral guide to the candidates and issues themselves. No bill assigns that job to any agency, state or county — the specific tool citizens described has no legislative history at all.</w:t>
       </w:r>
     </w:p>
     <w:p>
